--- a/teoria/documentacion/Documentacion_tecnica_Villafane_Wifi.docx
+++ b/teoria/documentacion/Documentacion_tecnica_Villafane_Wifi.docx
@@ -154,7 +154,7 @@
           <w:color w:val="687970"/>
           <w:sz w:val="20"/>
         </w:rPr>
-        <w:t>Versión evaluada: Avance actual - 02/09/2026</w:t>
+        <w:t>Versión evaluada: alineación tecnológica - 09/09/2026</w:t>
       </w:r>
     </w:p>
     <w:p>
@@ -179,7 +179,7 @@
           <w:color w:val="17251F"/>
           <w:sz w:val="22"/>
         </w:rPr>
-        <w:t>El sistema se implementa como un monolito modular con Django. Cada aplicación representa una capacidad del negocio y expone servicios de aplicación para evitar que las vistas concentren reglas. El panel web y la API REST comparten modelos, políticas de acceso y lógica transaccional.</w:t>
+        <w:t>El sistema se implementa como un monolito modular con Laravel 13. Los controladores atienden HTTP, los modelos Eloquent representan las entidades persistentes y las clases de dominio concentran las reglas y transacciones. El panel Blade y la API REST comparten autenticación, autorización y acceso a MariaDB.</w:t>
       </w:r>
     </w:p>
     <w:p>
@@ -329,7 +329,7 @@
                 <w:color w:val="17251F"/>
                 <w:sz w:val="19"/>
               </w:rPr>
-              <w:t>Python 3.12</w:t>
+              <w:t>PHP 8.3 o superior</w:t>
             </w:r>
           </w:p>
         </w:tc>
@@ -403,7 +403,7 @@
                 <w:color w:val="17251F"/>
                 <w:sz w:val="19"/>
               </w:rPr>
-              <w:t>Django 5.2</w:t>
+              <w:t>Laravel 13</w:t>
             </w:r>
           </w:p>
         </w:tc>
@@ -427,7 +427,7 @@
                 <w:color w:val="17251F"/>
                 <w:sz w:val="19"/>
               </w:rPr>
-              <w:t>Modelos, vistas, formularios y autenticación</w:t>
+              <w:t>Enrutamiento, validación, autenticación y servicios</w:t>
             </w:r>
           </w:p>
         </w:tc>
@@ -453,7 +453,7 @@
                 <w:color w:val="17251F"/>
                 <w:sz w:val="19"/>
               </w:rPr>
-              <w:t>API</w:t>
+              <w:t>Interfaz</w:t>
             </w:r>
           </w:p>
         </w:tc>
@@ -477,7 +477,7 @@
                 <w:color w:val="17251F"/>
                 <w:sz w:val="19"/>
               </w:rPr>
-              <w:t>Django REST Framework 3.16</w:t>
+              <w:t>Blade + JavaScript/CSS + Vite</w:t>
             </w:r>
           </w:p>
         </w:tc>
@@ -501,7 +501,7 @@
                 <w:color w:val="17251F"/>
                 <w:sz w:val="19"/>
               </w:rPr>
-              <w:t>Endpoints autenticados</w:t>
+              <w:t>Panel web y compilación de activos</w:t>
             </w:r>
           </w:p>
         </w:tc>
@@ -551,7 +551,7 @@
                 <w:color w:val="17251F"/>
                 <w:sz w:val="19"/>
               </w:rPr>
-              <w:t>PostgreSQL</w:t>
+              <w:t>MariaDB 11.8</w:t>
             </w:r>
           </w:p>
         </w:tc>
@@ -575,7 +575,7 @@
                 <w:color w:val="17251F"/>
                 <w:sz w:val="19"/>
               </w:rPr>
-              <w:t>Persistencia principal</w:t>
+              <w:t>Persistencia relacional principal</w:t>
             </w:r>
           </w:p>
         </w:tc>
@@ -601,7 +601,7 @@
                 <w:color w:val="17251F"/>
                 <w:sz w:val="19"/>
               </w:rPr>
-              <w:t>Tareas futuras</w:t>
+              <w:t>ORM</w:t>
             </w:r>
           </w:p>
         </w:tc>
@@ -625,7 +625,7 @@
                 <w:color w:val="17251F"/>
                 <w:sz w:val="19"/>
               </w:rPr>
-              <w:t>Celery + Redis</w:t>
+              <w:t>Eloquent</w:t>
             </w:r>
           </w:p>
         </w:tc>
@@ -649,7 +649,7 @@
                 <w:color w:val="17251F"/>
                 <w:sz w:val="19"/>
               </w:rPr>
-              <w:t>Automatización e integraciones</w:t>
+              <w:t>Modelos y relaciones con MariaDB</w:t>
             </w:r>
           </w:p>
         </w:tc>
@@ -699,7 +699,7 @@
                 <w:color w:val="17251F"/>
                 <w:sz w:val="19"/>
               </w:rPr>
-              <w:t>Pytest + pytest-django</w:t>
+              <w:t>PHPUnit 12</w:t>
             </w:r>
           </w:p>
         </w:tc>
@@ -723,7 +723,7 @@
                 <w:color w:val="17251F"/>
                 <w:sz w:val="19"/>
               </w:rPr>
-              <w:t>Pruebas unitarias y recorridos</w:t>
+              <w:t>Pruebas Feature automatizadas</w:t>
             </w:r>
           </w:p>
         </w:tc>
@@ -773,7 +773,7 @@
                 <w:color w:val="17251F"/>
                 <w:sz w:val="19"/>
               </w:rPr>
-              <w:t>Ruff</w:t>
+              <w:t>Laravel Pint</w:t>
             </w:r>
           </w:p>
         </w:tc>
@@ -797,7 +797,7 @@
                 <w:color w:val="17251F"/>
                 <w:sz w:val="19"/>
               </w:rPr>
-              <w:t>Análisis estático y formato</w:t>
+              <w:t>Formato del código PHP</w:t>
             </w:r>
           </w:p>
         </w:tc>
@@ -905,7 +905,7 @@
                 <w:color w:val="17251F"/>
                 <w:sz w:val="19"/>
               </w:rPr>
-              <w:t>backend/config</w:t>
+              <w:t>app/Models</w:t>
             </w:r>
           </w:p>
         </w:tc>
@@ -929,7 +929,7 @@
                 <w:color w:val="17251F"/>
                 <w:sz w:val="19"/>
               </w:rPr>
-              <w:t>Configuración, rutas, ASGI y WSGI.</w:t>
+              <w:t>Entidades Eloquent y relaciones persistentes.</w:t>
             </w:r>
           </w:p>
         </w:tc>
@@ -955,7 +955,7 @@
                 <w:color w:val="17251F"/>
                 <w:sz w:val="19"/>
               </w:rPr>
-              <w:t>backend/apps/usuarios</w:t>
+              <w:t>app/Dominio</w:t>
             </w:r>
           </w:p>
         </w:tc>
@@ -979,7 +979,7 @@
                 <w:color w:val="17251F"/>
                 <w:sz w:val="19"/>
               </w:rPr>
-              <w:t>Usuario, subtipos, autenticación y permisos.</w:t>
+              <w:t>Servicios de aplicación y reglas transaccionales.</w:t>
             </w:r>
           </w:p>
         </w:tc>
@@ -1005,7 +1005,7 @@
                 <w:color w:val="17251F"/>
                 <w:sz w:val="19"/>
               </w:rPr>
-              <w:t>backend/apps/clientes</w:t>
+              <w:t>app/Autorizacion</w:t>
             </w:r>
           </w:p>
         </w:tc>
@@ -1029,7 +1029,7 @@
                 <w:color w:val="17251F"/>
                 <w:sz w:val="19"/>
               </w:rPr>
-              <w:t>Clientes, teléfonos y casos de uso.</w:t>
+              <w:t>Políticas por subtipo, área y banderas.</w:t>
             </w:r>
           </w:p>
         </w:tc>
@@ -1055,7 +1055,7 @@
                 <w:color w:val="17251F"/>
                 <w:sz w:val="19"/>
               </w:rPr>
-              <w:t>backend/apps/servicios</w:t>
+              <w:t>app/Http/Controllers</w:t>
             </w:r>
           </w:p>
         </w:tc>
@@ -1079,7 +1079,7 @@
                 <w:color w:val="17251F"/>
                 <w:sz w:val="19"/>
               </w:rPr>
-              <w:t>Planes y conexiones contratadas.</w:t>
+              <w:t>Controladores del panel web y API v1.</w:t>
             </w:r>
           </w:p>
         </w:tc>
@@ -1105,7 +1105,7 @@
                 <w:color w:val="17251F"/>
                 <w:sz w:val="19"/>
               </w:rPr>
-              <w:t>backend/apps/facturacion</w:t>
+              <w:t>app/Http/Requests y Resources</w:t>
             </w:r>
           </w:p>
         </w:tc>
@@ -1129,7 +1129,7 @@
                 <w:color w:val="17251F"/>
                 <w:sz w:val="19"/>
               </w:rPr>
-              <w:t>Cuotas, cuenta corriente y pagos.</w:t>
+              <w:t>Validación de entradas y respuestas API.</w:t>
             </w:r>
           </w:p>
         </w:tc>
@@ -1155,7 +1155,7 @@
                 <w:color w:val="17251F"/>
                 <w:sz w:val="19"/>
               </w:rPr>
-              <w:t>backend/templates</w:t>
+              <w:t>database/migrations</w:t>
             </w:r>
           </w:p>
         </w:tc>
@@ -1179,7 +1179,7 @@
                 <w:color w:val="17251F"/>
                 <w:sz w:val="19"/>
               </w:rPr>
-              <w:t>Pantallas HTML del panel.</w:t>
+              <w:t>Definición reproducible del esquema MariaDB.</w:t>
             </w:r>
           </w:p>
         </w:tc>
@@ -1205,7 +1205,7 @@
                 <w:color w:val="17251F"/>
                 <w:sz w:val="19"/>
               </w:rPr>
-              <w:t>backend/static</w:t>
+              <w:t>resources/views y resources/css</w:t>
             </w:r>
           </w:p>
         </w:tc>
@@ -1229,7 +1229,7 @@
                 <w:color w:val="17251F"/>
                 <w:sz w:val="19"/>
               </w:rPr>
-              <w:t>CSS, logo y recursos visuales.</w:t>
+              <w:t>Pantallas Blade e identidad visual.</w:t>
             </w:r>
           </w:p>
         </w:tc>
@@ -1255,7 +1255,7 @@
                 <w:color w:val="17251F"/>
                 <w:sz w:val="19"/>
               </w:rPr>
-              <w:t>requirements</w:t>
+              <w:t>routes/web.php y routes/api.php</w:t>
             </w:r>
           </w:p>
         </w:tc>
@@ -1279,7 +1279,7 @@
                 <w:color w:val="17251F"/>
                 <w:sz w:val="19"/>
               </w:rPr>
-              <w:t>Dependencias base y de desarrollo.</w:t>
+              <w:t>Rutas autenticadas del sistema.</w:t>
             </w:r>
           </w:p>
         </w:tc>
@@ -1305,7 +1305,7 @@
                 <w:color w:val="17251F"/>
                 <w:sz w:val="19"/>
               </w:rPr>
-              <w:t>docs</w:t>
+              <w:t>tests/Feature</w:t>
             </w:r>
           </w:p>
         </w:tc>
@@ -1329,7 +1329,7 @@
                 <w:color w:val="17251F"/>
                 <w:sz w:val="19"/>
               </w:rPr>
-              <w:t>Convenciones, modularización y entregables.</w:t>
+              <w:t>Pruebas funcionales automatizadas.</w:t>
             </w:r>
           </w:p>
         </w:tc>
@@ -1360,7 +1360,7 @@
           <w:color w:val="17251F"/>
           <w:sz w:val="22"/>
         </w:rPr>
-        <w:t>usuarios es transversal y autoriza las operaciones.</w:t>
+        <w:t>Autorizacion es transversal y resuelve los permisos de cada usuario.</w:t>
       </w:r>
     </w:p>
     <w:p>
@@ -1375,7 +1375,7 @@
           <w:color w:val="17251F"/>
           <w:sz w:val="22"/>
         </w:rPr>
-        <w:t>clientes es propietario de Cliente y TelefonoCliente.</w:t>
+        <w:t>Models contiene las nueve entidades Eloquent implementadas.</w:t>
       </w:r>
     </w:p>
     <w:p>
@@ -1390,7 +1390,7 @@
           <w:color w:val="17251F"/>
           <w:sz w:val="22"/>
         </w:rPr>
-        <w:t>servicios depende de clientes y administra Plan y Servicio.</w:t>
+        <w:t>Dominio coordina clientes, planes, servicios, facturación, cuentas corrientes y usuarios.</w:t>
       </w:r>
     </w:p>
     <w:p>
@@ -1405,7 +1405,7 @@
           <w:color w:val="17251F"/>
           <w:sz w:val="22"/>
         </w:rPr>
-        <w:t>facturacion depende de servicios y administra Cuota, Pago y CuentaReceptora.</w:t>
+        <w:t>Http contiene controladores web/API, solicitudes validadas, recursos y middleware.</w:t>
       </w:r>
     </w:p>
     <w:p>
@@ -1420,7 +1420,7 @@
           <w:color w:val="17251F"/>
           <w:sz w:val="22"/>
         </w:rPr>
-        <w:t>reportes podrá leer otros módulos, pero no modificar sus datos.</w:t>
+        <w:t>Las vistas Blade presentan el panel sin concentrar reglas de negocio.</w:t>
       </w:r>
     </w:p>
     <w:p>
@@ -1435,7 +1435,7 @@
           <w:color w:val="17251F"/>
           <w:sz w:val="22"/>
         </w:rPr>
-        <w:t>integraciones traducirá Meta, OCR y LLM a operaciones internas.</w:t>
+        <w:t>Las integraciones externas se incorporarán mediante adaptadores separados del dominio.</w:t>
       </w:r>
     </w:p>
     <w:p>
@@ -1585,7 +1585,7 @@
                 <w:color w:val="17251F"/>
                 <w:sz w:val="19"/>
               </w:rPr>
-              <w:t>id</w:t>
+              <w:t>id_usuario</w:t>
             </w:r>
           </w:p>
         </w:tc>
@@ -1659,7 +1659,7 @@
                 <w:color w:val="17251F"/>
                 <w:sz w:val="19"/>
               </w:rPr>
-              <w:t>id_usuario (PK/FK)</w:t>
+              <w:t>id_empleado (PK/FK)</w:t>
             </w:r>
           </w:p>
         </w:tc>
@@ -1683,7 +1683,7 @@
                 <w:color w:val="17251F"/>
                 <w:sz w:val="19"/>
               </w:rPr>
-              <w:t>Subtipo con área.</w:t>
+              <w:t>Perfil laboral asociado 1:1 a Usuario.</w:t>
             </w:r>
           </w:p>
         </w:tc>
@@ -1733,7 +1733,7 @@
                 <w:color w:val="17251F"/>
                 <w:sz w:val="19"/>
               </w:rPr>
-              <w:t>id_usuario (PK/FK)</w:t>
+              <w:t>id_administrador (PK/FK)</w:t>
             </w:r>
           </w:p>
         </w:tc>
@@ -1757,7 +1757,7 @@
                 <w:color w:val="17251F"/>
                 <w:sz w:val="19"/>
               </w:rPr>
-              <w:t>Subtipo administrativo.</w:t>
+              <w:t>Perfil administrativo asociado 1:1 a Usuario.</w:t>
             </w:r>
           </w:p>
         </w:tc>
@@ -1807,7 +1807,7 @@
                 <w:color w:val="17251F"/>
                 <w:sz w:val="19"/>
               </w:rPr>
-              <w:t>id</w:t>
+              <w:t>id_cliente</w:t>
             </w:r>
           </w:p>
         </w:tc>
@@ -1831,81 +1831,7 @@
                 <w:color w:val="17251F"/>
                 <w:sz w:val="19"/>
               </w:rPr>
-              <w:t>Persona o empresa titular.</w:t>
-            </w:r>
-          </w:p>
-        </w:tc>
-      </w:tr>
-      <w:tr>
-        <w:tc>
-          <w:tcPr>
-            <w:tcW w:type="dxa" w:w="2350"/>
-            <w:vAlign w:val="center"/>
-            <w:tcMar>
-              <w:top w:w="90" w:type="dxa"/>
-              <w:bottom w:w="90" w:type="dxa"/>
-              <w:start w:w="120" w:type="dxa"/>
-              <w:end w:w="120" w:type="dxa"/>
-            </w:tcMar>
-          </w:tcPr>
-          <w:p>
-            <w:r>
-              <w:rPr>
-                <w:rFonts w:ascii="Aptos" w:hAnsi="Aptos"/>
-                <w:b w:val="0"/>
-                <w:i w:val="0"/>
-                <w:color w:val="17251F"/>
-                <w:sz w:val="19"/>
-              </w:rPr>
-              <w:t>ClienteTelefono</w:t>
-            </w:r>
-          </w:p>
-        </w:tc>
-        <w:tc>
-          <w:tcPr>
-            <w:tcW w:type="dxa" w:w="2600"/>
-            <w:vAlign w:val="center"/>
-            <w:tcMar>
-              <w:top w:w="90" w:type="dxa"/>
-              <w:bottom w:w="90" w:type="dxa"/>
-              <w:start w:w="120" w:type="dxa"/>
-              <w:end w:w="120" w:type="dxa"/>
-            </w:tcMar>
-          </w:tcPr>
-          <w:p>
-            <w:r>
-              <w:rPr>
-                <w:rFonts w:ascii="Aptos" w:hAnsi="Aptos"/>
-                <w:b w:val="0"/>
-                <w:i w:val="0"/>
-                <w:color w:val="17251F"/>
-                <w:sz w:val="19"/>
-              </w:rPr>
-              <w:t>numero</w:t>
-            </w:r>
-          </w:p>
-        </w:tc>
-        <w:tc>
-          <w:tcPr>
-            <w:tcW w:type="dxa" w:w="4410"/>
-            <w:vAlign w:val="center"/>
-            <w:tcMar>
-              <w:top w:w="90" w:type="dxa"/>
-              <w:bottom w:w="90" w:type="dxa"/>
-              <w:start w:w="120" w:type="dxa"/>
-              <w:end w:w="120" w:type="dxa"/>
-            </w:tcMar>
-          </w:tcPr>
-          <w:p>
-            <w:r>
-              <w:rPr>
-                <w:rFonts w:ascii="Aptos" w:hAnsi="Aptos"/>
-                <w:b w:val="0"/>
-                <w:i w:val="0"/>
-                <w:color w:val="17251F"/>
-                <w:sz w:val="19"/>
-              </w:rPr>
-              <w:t>Teléfono único del cliente.</w:t>
+              <w:t>Persona o comercio titular.</w:t>
             </w:r>
           </w:p>
         </w:tc>
@@ -1955,7 +1881,7 @@
                 <w:color w:val="17251F"/>
                 <w:sz w:val="19"/>
               </w:rPr>
-              <w:t>id</w:t>
+              <w:t>id_plan</w:t>
             </w:r>
           </w:p>
         </w:tc>
@@ -2029,7 +1955,7 @@
                 <w:color w:val="17251F"/>
                 <w:sz w:val="19"/>
               </w:rPr>
-              <w:t>id</w:t>
+              <w:t>id_servicio</w:t>
             </w:r>
           </w:p>
         </w:tc>
@@ -2103,7 +2029,7 @@
                 <w:color w:val="17251F"/>
                 <w:sz w:val="19"/>
               </w:rPr>
-              <w:t>id</w:t>
+              <w:t>id_cuenta</w:t>
             </w:r>
           </w:p>
         </w:tc>
@@ -2177,7 +2103,7 @@
                 <w:color w:val="17251F"/>
                 <w:sz w:val="19"/>
               </w:rPr>
-              <w:t>id</w:t>
+              <w:t>id_pago</w:t>
             </w:r>
           </w:p>
         </w:tc>
@@ -2251,6 +2177,80 @@
                 <w:color w:val="17251F"/>
                 <w:sz w:val="19"/>
               </w:rPr>
+              <w:t>id_cuota</w:t>
+            </w:r>
+          </w:p>
+        </w:tc>
+        <w:tc>
+          <w:tcPr>
+            <w:tcW w:type="dxa" w:w="4410"/>
+            <w:vAlign w:val="center"/>
+            <w:tcMar>
+              <w:top w:w="90" w:type="dxa"/>
+              <w:bottom w:w="90" w:type="dxa"/>
+              <w:start w:w="120" w:type="dxa"/>
+              <w:end w:w="120" w:type="dxa"/>
+            </w:tcMar>
+          </w:tcPr>
+          <w:p>
+            <w:r>
+              <w:rPr>
+                <w:rFonts w:ascii="Aptos" w:hAnsi="Aptos"/>
+                <w:b w:val="0"/>
+                <w:i w:val="0"/>
+                <w:color w:val="17251F"/>
+                <w:sz w:val="19"/>
+              </w:rPr>
+              <w:t>Importe mensual de un servicio.</w:t>
+            </w:r>
+          </w:p>
+        </w:tc>
+      </w:tr>
+      <w:tr>
+        <w:tc>
+          <w:tcPr>
+            <w:tcW w:type="dxa" w:w="2350"/>
+            <w:vAlign w:val="center"/>
+            <w:tcMar>
+              <w:top w:w="90" w:type="dxa"/>
+              <w:bottom w:w="90" w:type="dxa"/>
+              <w:start w:w="120" w:type="dxa"/>
+              <w:end w:w="120" w:type="dxa"/>
+            </w:tcMar>
+          </w:tcPr>
+          <w:p>
+            <w:r>
+              <w:rPr>
+                <w:rFonts w:ascii="Aptos" w:hAnsi="Aptos"/>
+                <w:b w:val="0"/>
+                <w:i w:val="0"/>
+                <w:color w:val="17251F"/>
+                <w:sz w:val="19"/>
+              </w:rPr>
+              <w:t>migrations</w:t>
+            </w:r>
+          </w:p>
+        </w:tc>
+        <w:tc>
+          <w:tcPr>
+            <w:tcW w:type="dxa" w:w="2600"/>
+            <w:vAlign w:val="center"/>
+            <w:tcMar>
+              <w:top w:w="90" w:type="dxa"/>
+              <w:bottom w:w="90" w:type="dxa"/>
+              <w:start w:w="120" w:type="dxa"/>
+              <w:end w:w="120" w:type="dxa"/>
+            </w:tcMar>
+          </w:tcPr>
+          <w:p>
+            <w:r>
+              <w:rPr>
+                <w:rFonts w:ascii="Aptos" w:hAnsi="Aptos"/>
+                <w:b w:val="0"/>
+                <w:i w:val="0"/>
+                <w:color w:val="17251F"/>
+                <w:sz w:val="19"/>
+              </w:rPr>
               <w:t>id</w:t>
             </w:r>
           </w:p>
@@ -2275,7 +2275,7 @@
                 <w:color w:val="17251F"/>
                 <w:sz w:val="19"/>
               </w:rPr>
-              <w:t>Importe mensual de un servicio.</w:t>
+              <w:t>Tabla técnica administrada por Laravel; no es entidad del negocio.</w:t>
             </w:r>
           </w:p>
         </w:tc>
@@ -2457,7 +2457,7 @@
                 <w:color w:val="17251F"/>
                 <w:sz w:val="19"/>
               </w:rPr>
-              <w:t>Especialización con PK compartida.</w:t>
+              <w:t>Perfil con PK/FK compartida.</w:t>
             </w:r>
           </w:p>
         </w:tc>
@@ -2531,81 +2531,7 @@
                 <w:color w:val="17251F"/>
                 <w:sz w:val="19"/>
               </w:rPr>
-              <w:t>Especialización con PK compartida.</w:t>
-            </w:r>
-          </w:p>
-        </w:tc>
-      </w:tr>
-      <w:tr>
-        <w:tc>
-          <w:tcPr>
-            <w:tcW w:type="dxa" w:w="3000"/>
-            <w:vAlign w:val="center"/>
-            <w:tcMar>
-              <w:top w:w="90" w:type="dxa"/>
-              <w:bottom w:w="90" w:type="dxa"/>
-              <w:start w:w="120" w:type="dxa"/>
-              <w:end w:w="120" w:type="dxa"/>
-            </w:tcMar>
-          </w:tcPr>
-          <w:p>
-            <w:r>
-              <w:rPr>
-                <w:rFonts w:ascii="Aptos" w:hAnsi="Aptos"/>
-                <w:b w:val="0"/>
-                <w:i w:val="0"/>
-                <w:color w:val="17251F"/>
-                <w:sz w:val="19"/>
-              </w:rPr>
-              <w:t>Cliente - Teléfono</w:t>
-            </w:r>
-          </w:p>
-        </w:tc>
-        <w:tc>
-          <w:tcPr>
-            <w:tcW w:type="dxa" w:w="1500"/>
-            <w:vAlign w:val="center"/>
-            <w:tcMar>
-              <w:top w:w="90" w:type="dxa"/>
-              <w:bottom w:w="90" w:type="dxa"/>
-              <w:start w:w="120" w:type="dxa"/>
-              <w:end w:w="120" w:type="dxa"/>
-            </w:tcMar>
-          </w:tcPr>
-          <w:p>
-            <w:r>
-              <w:rPr>
-                <w:rFonts w:ascii="Aptos" w:hAnsi="Aptos"/>
-                <w:b w:val="0"/>
-                <w:i w:val="0"/>
-                <w:color w:val="17251F"/>
-                <w:sz w:val="19"/>
-              </w:rPr>
-              <w:t>1:N</w:t>
-            </w:r>
-          </w:p>
-        </w:tc>
-        <w:tc>
-          <w:tcPr>
-            <w:tcW w:type="dxa" w:w="4860"/>
-            <w:vAlign w:val="center"/>
-            <w:tcMar>
-              <w:top w:w="90" w:type="dxa"/>
-              <w:bottom w:w="90" w:type="dxa"/>
-              <w:start w:w="120" w:type="dxa"/>
-              <w:end w:w="120" w:type="dxa"/>
-            </w:tcMar>
-          </w:tcPr>
-          <w:p>
-            <w:r>
-              <w:rPr>
-                <w:rFonts w:ascii="Aptos" w:hAnsi="Aptos"/>
-                <w:b w:val="0"/>
-                <w:i w:val="0"/>
-                <w:color w:val="17251F"/>
-                <w:sz w:val="19"/>
-              </w:rPr>
-              <w:t>Un cliente posee varios teléfonos.</w:t>
+              <w:t>Perfil con PK/FK compartida.</w:t>
             </w:r>
           </w:p>
         </w:tc>
@@ -2679,7 +2605,7 @@
                 <w:color w:val="17251F"/>
                 <w:sz w:val="19"/>
               </w:rPr>
-              <w:t>Un cliente contrata varias conexiones.</w:t>
+              <w:t>Un cliente contrata varios servicios.</w:t>
             </w:r>
           </w:p>
         </w:tc>
@@ -2975,7 +2901,81 @@
                 <w:color w:val="17251F"/>
                 <w:sz w:val="19"/>
               </w:rPr>
-              <w:t>Un pago cancela varias cuotas.</w:t>
+              <w:t>Un pago cancela varias cuotas completas.</w:t>
+            </w:r>
+          </w:p>
+        </w:tc>
+      </w:tr>
+      <w:tr>
+        <w:tc>
+          <w:tcPr>
+            <w:tcW w:type="dxa" w:w="3000"/>
+            <w:vAlign w:val="center"/>
+            <w:tcMar>
+              <w:top w:w="90" w:type="dxa"/>
+              <w:bottom w:w="90" w:type="dxa"/>
+              <w:start w:w="120" w:type="dxa"/>
+              <w:end w:w="120" w:type="dxa"/>
+            </w:tcMar>
+          </w:tcPr>
+          <w:p>
+            <w:r>
+              <w:rPr>
+                <w:rFonts w:ascii="Aptos" w:hAnsi="Aptos"/>
+                <w:b w:val="0"/>
+                <w:i w:val="0"/>
+                <w:color w:val="17251F"/>
+                <w:sz w:val="19"/>
+              </w:rPr>
+              <w:t>Comprobante - Pago</w:t>
+            </w:r>
+          </w:p>
+        </w:tc>
+        <w:tc>
+          <w:tcPr>
+            <w:tcW w:type="dxa" w:w="1500"/>
+            <w:vAlign w:val="center"/>
+            <w:tcMar>
+              <w:top w:w="90" w:type="dxa"/>
+              <w:bottom w:w="90" w:type="dxa"/>
+              <w:start w:w="120" w:type="dxa"/>
+              <w:end w:w="120" w:type="dxa"/>
+            </w:tcMar>
+          </w:tcPr>
+          <w:p>
+            <w:r>
+              <w:rPr>
+                <w:rFonts w:ascii="Aptos" w:hAnsi="Aptos"/>
+                <w:b w:val="0"/>
+                <w:i w:val="0"/>
+                <w:color w:val="17251F"/>
+                <w:sz w:val="19"/>
+              </w:rPr>
+              <w:t>Reserva actual</w:t>
+            </w:r>
+          </w:p>
+        </w:tc>
+        <w:tc>
+          <w:tcPr>
+            <w:tcW w:type="dxa" w:w="4860"/>
+            <w:vAlign w:val="center"/>
+            <w:tcMar>
+              <w:top w:w="90" w:type="dxa"/>
+              <w:bottom w:w="90" w:type="dxa"/>
+              <w:start w:w="120" w:type="dxa"/>
+              <w:end w:w="120" w:type="dxa"/>
+            </w:tcMar>
+          </w:tcPr>
+          <w:p>
+            <w:r>
+              <w:rPr>
+                <w:rFonts w:ascii="Aptos" w:hAnsi="Aptos"/>
+                <w:b w:val="0"/>
+                <w:i w:val="0"/>
+                <w:color w:val="17251F"/>
+                <w:sz w:val="19"/>
+              </w:rPr>
+              <w:t>id_comprobante es nullable y no tiene FK hasta incorporar Comprobante.</w:t>
             </w:r>
           </w:p>
         </w:tc>
@@ -3006,7 +3006,7 @@
           <w:color w:val="17251F"/>
           <w:sz w:val="22"/>
         </w:rPr>
-        <w:t>Documento único por tipo de documento.</w:t>
+        <w:t>Documento de cliente único por tipo y número.</w:t>
       </w:r>
     </w:p>
     <w:p>
@@ -3021,7 +3021,7 @@
           <w:color w:val="17251F"/>
           <w:sz w:val="22"/>
         </w:rPr>
-        <w:t>Teléfono único en cliente_telefono.</w:t>
+        <w:t>Nombre de usuario único.</w:t>
       </w:r>
     </w:p>
     <w:p>
@@ -3036,7 +3036,7 @@
           <w:color w:val="17251F"/>
           <w:sz w:val="22"/>
         </w:rPr>
-        <w:t>Nombre de plan único sin distinguir mayúsculas.</w:t>
+        <w:t>Cuenta receptora única por tipo e identificador.</w:t>
       </w:r>
     </w:p>
     <w:p>
@@ -3051,7 +3051,7 @@
           <w:color w:val="17251F"/>
           <w:sz w:val="22"/>
         </w:rPr>
-        <w:t>IP y MAC únicas cuando están informadas.</w:t>
+        <w:t>Un comprobante, cuando se informa, solo puede originar un pago.</w:t>
       </w:r>
     </w:p>
     <w:p>
@@ -3066,7 +3066,7 @@
           <w:color w:val="17251F"/>
           <w:sz w:val="22"/>
         </w:rPr>
-        <w:t>Día de vencimiento entre 1 y 31.</w:t>
+        <w:t>Día de vencimiento entre 1 y 28, validado por la aplicación.</w:t>
       </w:r>
     </w:p>
     <w:p>
@@ -3096,7 +3096,7 @@
           <w:color w:val="17251F"/>
           <w:sz w:val="22"/>
         </w:rPr>
-        <w:t>Montos de cuota y pago positivos.</w:t>
+        <w:t>Montos de cuota y pago positivos, validados antes de persistir.</w:t>
       </w:r>
     </w:p>
     <w:p>
@@ -3111,7 +3111,7 @@
           <w:color w:val="17251F"/>
           <w:sz w:val="22"/>
         </w:rPr>
-        <w:t>Fecha de vencimiento posterior o igual a la emisión.</w:t>
+        <w:t>Las claves foráneas restringen bajas con historial; los subtipos se eliminan en cascada con Usuario.</w:t>
       </w:r>
     </w:p>
     <w:p>
@@ -3131,7 +3131,7 @@
           <w:color w:val="17251F"/>
           <w:sz w:val="22"/>
         </w:rPr>
-        <w:t>Los modelos representan entidades persistentes. Las clases de servicios coordinan validaciones y transacciones. Los formularios y serializadores validan entradas, mientras las vistas se ocupan de HTTP y presentación.</w:t>
+        <w:t>Los modelos Eloquent representan entidades persistentes y exponen relaciones y comportamiento propio. Las clases de App\Dominio coordinan validaciones y transacciones; las solicitudes validan entradas y los controladores se ocupan de HTTP y presentación.</w:t>
       </w:r>
     </w:p>
     <w:tbl>
@@ -3575,7 +3575,7 @@
           <w:color w:val="17251F"/>
           <w:sz w:val="22"/>
         </w:rPr>
-        <w:t>Django almacena las contraseñas con hash y utiliza sesiones. La generalización Usuario-Empleado-Administrador es total y disjunta a nivel de servicios de creación. La política de autorización rechaza perfiles faltantes o dobles.</w:t>
+        <w:t>Laravel almacena la credencial mediante hash y utiliza sesiones. Usuario se vincula en relaciones Eloquent 1:1 con Empleado o Administrador mediante PK/FK compartida. La autorización rechaza usuarios inactivos, sin subtipo o con ambos subtipos.</w:t>
       </w:r>
     </w:p>
     <w:tbl>
@@ -3614,7 +3614,7 @@
                 <w:color w:val="0E3A2E"/>
                 <w:sz w:val="20"/>
               </w:rPr>
-              <w:t xml:space="preserve">Producción: </w:t>
+              <w:t>Producción: usar APP_ENV=production, APP_DEBUG=false, HTTPS, cookies seguras, secretos exclusivos, activos compilados y una política de copias de seguridad para MariaDB.</w:t>
             </w:r>
             <w:r>
               <w:rPr>
@@ -3624,7 +3624,6 @@
                 <w:color w:val="17251F"/>
                 <w:sz w:val="20"/>
               </w:rPr>
-              <w:t>Activar DEBUG=False, HTTPS, SECURE_SSL_REDIRECT, SESSION_COOKIE_SECURE, CSRF_COOKIE_SECURE y HSTS cuando corresponda.</w:t>
             </w:r>
           </w:p>
         </w:tc>
@@ -3782,7 +3781,7 @@
                 <w:color w:val="17251F"/>
                 <w:sz w:val="19"/>
               </w:rPr>
-              <w:t>/iniciar-sesion/</w:t>
+              <w:t>/iniciar-sesion</w:t>
             </w:r>
           </w:p>
         </w:tc>
@@ -3832,7 +3831,7 @@
                 <w:color w:val="17251F"/>
                 <w:sz w:val="19"/>
               </w:rPr>
-              <w:t>/panel/clientes/</w:t>
+              <w:t>/clientes</w:t>
             </w:r>
           </w:p>
         </w:tc>
@@ -3856,7 +3855,7 @@
                 <w:color w:val="17251F"/>
                 <w:sz w:val="19"/>
               </w:rPr>
-              <w:t>Clientes</w:t>
+              <w:t>Consulta y gestión de clientes</w:t>
             </w:r>
           </w:p>
         </w:tc>
@@ -3882,7 +3881,7 @@
                 <w:color w:val="17251F"/>
                 <w:sz w:val="19"/>
               </w:rPr>
-              <w:t>/panel/planes/</w:t>
+              <w:t>/clientes-nuevo</w:t>
             </w:r>
           </w:p>
         </w:tc>
@@ -3906,7 +3905,7 @@
                 <w:color w:val="17251F"/>
                 <w:sz w:val="19"/>
               </w:rPr>
-              <w:t>Planes</w:t>
+              <w:t>Alta de cliente</w:t>
             </w:r>
           </w:p>
         </w:tc>
@@ -3932,7 +3931,7 @@
                 <w:color w:val="17251F"/>
                 <w:sz w:val="19"/>
               </w:rPr>
-              <w:t>/panel/conexiones/</w:t>
+              <w:t>/planes</w:t>
             </w:r>
           </w:p>
         </w:tc>
@@ -3956,7 +3955,7 @@
                 <w:color w:val="17251F"/>
                 <w:sz w:val="19"/>
               </w:rPr>
-              <w:t>Servicios</w:t>
+              <w:t>Catálogo de planes</w:t>
             </w:r>
           </w:p>
         </w:tc>
@@ -3982,7 +3981,7 @@
                 <w:color w:val="17251F"/>
                 <w:sz w:val="19"/>
               </w:rPr>
-              <w:t>/panel/cuentas/</w:t>
+              <w:t>/servicios</w:t>
             </w:r>
           </w:p>
         </w:tc>
@@ -4006,7 +4005,7 @@
                 <w:color w:val="17251F"/>
                 <w:sz w:val="19"/>
               </w:rPr>
-              <w:t>Cuentas corrientes</w:t>
+              <w:t>Servicios contratados</w:t>
             </w:r>
           </w:p>
         </w:tc>
@@ -4032,7 +4031,7 @@
                 <w:color w:val="17251F"/>
                 <w:sz w:val="19"/>
               </w:rPr>
-              <w:t>/panel/cuentas/generar-cuotas/</w:t>
+              <w:t>/clientes/{cliente}/cuenta</w:t>
             </w:r>
           </w:p>
         </w:tc>
@@ -4056,7 +4055,7 @@
                 <w:color w:val="17251F"/>
                 <w:sz w:val="19"/>
               </w:rPr>
-              <w:t>Generación mensual</w:t>
+              <w:t>Cuenta corriente e historial</w:t>
             </w:r>
           </w:p>
         </w:tc>
@@ -4082,7 +4081,7 @@
                 <w:color w:val="17251F"/>
                 <w:sz w:val="19"/>
               </w:rPr>
-              <w:t>/admin/</w:t>
+              <w:t>/cuentas-receptoras</w:t>
             </w:r>
           </w:p>
         </w:tc>
@@ -4106,7 +4105,7 @@
                 <w:color w:val="17251F"/>
                 <w:sz w:val="19"/>
               </w:rPr>
-              <w:t>Administración técnica de Django</w:t>
+              <w:t>Cuentas de cobranza</w:t>
             </w:r>
           </w:p>
         </w:tc>
@@ -4132,7 +4131,7 @@
                 <w:color w:val="17251F"/>
                 <w:sz w:val="19"/>
               </w:rPr>
-              <w:t>/health/</w:t>
+              <w:t>/usuarios</w:t>
             </w:r>
           </w:p>
         </w:tc>
@@ -4156,7 +4155,7 @@
                 <w:color w:val="17251F"/>
                 <w:sz w:val="19"/>
               </w:rPr>
-              <w:t>Comprobación de salud</w:t>
+              <w:t>Usuarios y perfiles</w:t>
             </w:r>
           </w:p>
         </w:tc>
@@ -4264,7 +4263,7 @@
                 <w:color w:val="17251F"/>
                 <w:sz w:val="19"/>
               </w:rPr>
-              <w:t>/api/clientes/</w:t>
+              <w:t>/api/v1/clientes</w:t>
             </w:r>
           </w:p>
         </w:tc>
@@ -4288,7 +4287,7 @@
                 <w:color w:val="17251F"/>
                 <w:sz w:val="19"/>
               </w:rPr>
-              <w:t>CRUD con baja lógica</w:t>
+              <w:t>CRUD de clientes con baja lógica</w:t>
             </w:r>
           </w:p>
         </w:tc>
@@ -4314,7 +4313,7 @@
                 <w:color w:val="17251F"/>
                 <w:sz w:val="19"/>
               </w:rPr>
-              <w:t>/api/planes/</w:t>
+              <w:t>/api/v1/clientes/{cliente}</w:t>
             </w:r>
           </w:p>
         </w:tc>
@@ -4338,7 +4337,7 @@
                 <w:color w:val="17251F"/>
                 <w:sz w:val="19"/>
               </w:rPr>
-              <w:t>Catálogo de planes</w:t>
+              <w:t>Detalle, modificación y baja</w:t>
             </w:r>
           </w:p>
         </w:tc>
@@ -4364,7 +4363,7 @@
                 <w:color w:val="17251F"/>
                 <w:sz w:val="19"/>
               </w:rPr>
-              <w:t>/api/servicios/</w:t>
+              <w:t>/api/v1/planes</w:t>
             </w:r>
           </w:p>
         </w:tc>
@@ -4388,7 +4387,7 @@
                 <w:color w:val="17251F"/>
                 <w:sz w:val="19"/>
               </w:rPr>
-              <w:t>Conexiones contratadas</w:t>
+              <w:t>CRUD del catálogo de planes</w:t>
             </w:r>
           </w:p>
         </w:tc>
@@ -4414,7 +4413,7 @@
                 <w:color w:val="17251F"/>
                 <w:sz w:val="19"/>
               </w:rPr>
-              <w:t>/api/cuotas/</w:t>
+              <w:t>/api/v1/servicios</w:t>
             </w:r>
           </w:p>
         </w:tc>
@@ -4438,7 +4437,7 @@
                 <w:color w:val="17251F"/>
                 <w:sz w:val="19"/>
               </w:rPr>
-              <w:t>Consulta de cuotas</w:t>
+              <w:t>CRUD de servicios contratados</w:t>
             </w:r>
           </w:p>
         </w:tc>
@@ -4464,7 +4463,7 @@
                 <w:color w:val="17251F"/>
                 <w:sz w:val="19"/>
               </w:rPr>
-              <w:t>/api/cuotas/generar/</w:t>
+              <w:t>/api/v1/clientes/{cliente}/cuenta</w:t>
             </w:r>
           </w:p>
         </w:tc>
@@ -4488,7 +4487,7 @@
                 <w:color w:val="17251F"/>
                 <w:sz w:val="19"/>
               </w:rPr>
-              <w:t>Generación de cuotas</w:t>
+              <w:t>Consulta de cuenta corriente</w:t>
             </w:r>
           </w:p>
         </w:tc>
@@ -4514,7 +4513,7 @@
                 <w:color w:val="17251F"/>
                 <w:sz w:val="19"/>
               </w:rPr>
-              <w:t>/api/pagos/</w:t>
+              <w:t>/api/v1/*</w:t>
             </w:r>
           </w:p>
         </w:tc>
@@ -4538,7 +4537,7 @@
                 <w:color w:val="17251F"/>
                 <w:sz w:val="19"/>
               </w:rPr>
-              <w:t>Consulta y registro de pagos</w:t>
+              <w:t>Autenticación HTTP Basic y permisos por acción</w:t>
             </w:r>
           </w:p>
         </w:tc>
@@ -4581,7 +4580,7 @@
           <w:color w:val="17251F"/>
           <w:sz w:val="22"/>
         </w:rPr>
-        <w:t>DJANGO_SETTINGS_MODULE y DJANGO_SECRET_KEY.</w:t>
+        <w:t>APP_ENV, APP_KEY, APP_DEBUG y APP_URL.</w:t>
       </w:r>
     </w:p>
     <w:p>
@@ -4596,7 +4595,7 @@
           <w:color w:val="17251F"/>
           <w:sz w:val="22"/>
         </w:rPr>
-        <w:t>DJANGO_ALLOWED_HOSTS.</w:t>
+        <w:t>DB_CONNECTION=mysql, DB_HOST, DB_PORT, DB_DATABASE, DB_USERNAME y DB_PASSWORD para MariaDB.</w:t>
       </w:r>
     </w:p>
     <w:p>
@@ -4611,7 +4610,7 @@
           <w:color w:val="17251F"/>
           <w:sz w:val="22"/>
         </w:rPr>
-        <w:t>DATABASE_URL para PostgreSQL.</w:t>
+        <w:t>SESSION_DRIVER, CACHE_STORE y QUEUE_CONNECTION según el entorno.</w:t>
       </w:r>
     </w:p>
     <w:p>
@@ -4626,7 +4625,7 @@
           <w:color w:val="17251F"/>
           <w:sz w:val="22"/>
         </w:rPr>
-        <w:t>REDIS_URL para tareas futuras.</w:t>
+        <w:t>MAIL_MAILER y variables de correo solamente si se habilitan notificaciones por email.</w:t>
       </w:r>
     </w:p>
     <w:p>
@@ -4641,7 +4640,7 @@
           <w:color w:val="17251F"/>
           <w:sz w:val="22"/>
         </w:rPr>
-        <w:t>Credenciales de WhatsApp, LLM y Google Cloud cuando se implementen integraciones.</w:t>
+        <w:t>Credenciales de WhatsApp, LLM y OCR cuando se implementen esas integraciones.</w:t>
       </w:r>
     </w:p>
     <w:p>
@@ -4664,7 +4663,7 @@
           <w:color w:val="17251F"/>
           <w:sz w:val="22"/>
         </w:rPr>
-        <w:t>Crear el entorno: python -m venv .venv.</w:t>
+        <w:t>Instalar PHP 8.3 o superior, Composer, Node.js y MariaDB 11.8 o compatible.</w:t>
       </w:r>
     </w:p>
     <w:p>
@@ -4679,7 +4678,7 @@
           <w:color w:val="17251F"/>
           <w:sz w:val="22"/>
         </w:rPr>
-        <w:t>Activarlo: .\.venv\Scripts\Activate.ps1.</w:t>
+        <w:t>Copiar .env.example como .env y completar la conexión MariaDB sin publicar secretos.</w:t>
       </w:r>
     </w:p>
     <w:p>
@@ -4694,7 +4693,7 @@
           <w:color w:val="17251F"/>
           <w:sz w:val="22"/>
         </w:rPr>
-        <w:t>Instalar dependencias: pip install -r requirements\dev.txt.</w:t>
+        <w:t>Instalar dependencias: composer install y npm install.</w:t>
       </w:r>
     </w:p>
     <w:p>
@@ -4709,7 +4708,7 @@
           <w:color w:val="17251F"/>
           <w:sz w:val="22"/>
         </w:rPr>
-        <w:t>Crear la base villafane_wifi en PostgreSQL.</w:t>
+        <w:t>Crear la base villafane_wifi en MariaDB y verificar sus credenciales.</w:t>
       </w:r>
     </w:p>
     <w:p>
@@ -4724,7 +4723,7 @@
           <w:color w:val="17251F"/>
           <w:sz w:val="22"/>
         </w:rPr>
-        <w:t>Aplicar migraciones: python backend\manage.py migrate.</w:t>
+        <w:t>Preparar la aplicación: php artisan key:generate y php artisan migrate --seed.</w:t>
       </w:r>
     </w:p>
     <w:p>
@@ -4739,7 +4738,7 @@
           <w:color w:val="17251F"/>
           <w:sz w:val="22"/>
         </w:rPr>
-        <w:t>Ejecutar: python backend\manage.py runserver.</w:t>
+        <w:t>Ejecutar: php artisan serve y, en otra terminal, npm run dev.</w:t>
       </w:r>
     </w:p>
     <w:p>
@@ -4759,7 +4758,7 @@
           <w:color w:val="17251F"/>
           <w:sz w:val="22"/>
         </w:rPr>
-        <w:t>La batería actual contiene 50 pruebas. Las pruebas rápidas usan SQLite en memoria; el módulo de facturación también fue validado contra PostgreSQL. La configuración real continúa utilizando PostgreSQL.</w:t>
+        <w:t>El repositorio contiene 16 métodos de prueba distribuidos en 7 archivos Feature. PHPUnit cubre autenticación, permisos, clientes, facturación, API y datos de demostración. La ejecución final requiere PHP 8.3 o superior, dependencias Composer y una base MariaDB disponible.</w:t>
       </w:r>
     </w:p>
     <w:tbl>
@@ -4851,7 +4850,7 @@
                 <w:color w:val="17251F"/>
                 <w:sz w:val="19"/>
               </w:rPr>
-              <w:t>pytest -q</w:t>
+              <w:t>php artisan test</w:t>
             </w:r>
           </w:p>
         </w:tc>
@@ -4875,7 +4874,7 @@
                 <w:color w:val="17251F"/>
                 <w:sz w:val="19"/>
               </w:rPr>
-              <w:t>Ejecuta las 50 pruebas.</w:t>
+              <w:t>Ejecuta la batería PHPUnit.</w:t>
             </w:r>
           </w:p>
         </w:tc>
@@ -4901,7 +4900,7 @@
                 <w:color w:val="17251F"/>
                 <w:sz w:val="19"/>
               </w:rPr>
-              <w:t>ruff check backend</w:t>
+              <w:t>vendor/bin/pint --test</w:t>
             </w:r>
           </w:p>
         </w:tc>
@@ -4925,7 +4924,7 @@
                 <w:color w:val="17251F"/>
                 <w:sz w:val="19"/>
               </w:rPr>
-              <w:t>Analiza estilo, errores e imports.</w:t>
+              <w:t>Comprueba el formato del código PHP.</w:t>
             </w:r>
           </w:p>
         </w:tc>
@@ -4951,7 +4950,7 @@
                 <w:color w:val="17251F"/>
                 <w:sz w:val="19"/>
               </w:rPr>
-              <w:t>manage.py check</w:t>
+              <w:t>php artisan migrate:status</w:t>
             </w:r>
           </w:p>
         </w:tc>
@@ -4975,7 +4974,7 @@
                 <w:color w:val="17251F"/>
                 <w:sz w:val="19"/>
               </w:rPr>
-              <w:t>Valida configuración de Django.</w:t>
+              <w:t>Muestra el estado de las migraciones.</w:t>
             </w:r>
           </w:p>
         </w:tc>
@@ -5001,7 +5000,7 @@
                 <w:color w:val="17251F"/>
                 <w:sz w:val="19"/>
               </w:rPr>
-              <w:t>makemigrations --check --dry-run</w:t>
+              <w:t>php artisan migrate</w:t>
             </w:r>
           </w:p>
         </w:tc>
@@ -5025,7 +5024,7 @@
                 <w:color w:val="17251F"/>
                 <w:sz w:val="19"/>
               </w:rPr>
-              <w:t>Detecta cambios sin migración.</w:t>
+              <w:t>Aplica el esquema pendiente en MariaDB.</w:t>
             </w:r>
           </w:p>
         </w:tc>
@@ -5051,7 +5050,7 @@
                 <w:color w:val="17251F"/>
                 <w:sz w:val="19"/>
               </w:rPr>
-              <w:t>manage.py check --deploy</w:t>
+              <w:t>php artisan route:list</w:t>
             </w:r>
           </w:p>
         </w:tc>
@@ -5075,7 +5074,7 @@
                 <w:color w:val="17251F"/>
                 <w:sz w:val="19"/>
               </w:rPr>
-              <w:t>Advierte configuraciones inseguras de producción.</w:t>
+              <w:t>Lista y verifica las rutas registradas.</w:t>
             </w:r>
           </w:p>
         </w:tc>
@@ -5103,7 +5102,7 @@
           <w:color w:val="17251F"/>
           <w:sz w:val="22"/>
         </w:rPr>
-        <w:t>La aplicación está preparada para ejecutarse con Gunicorn o Uvicorn y una base PostgreSQL administrada. Railway o Render son opciones para desarrollo y demostración. Antes del despliegue deben configurarse dominio, HTTPS, variables secretas, archivos estáticos, copias de seguridad y monitoreo.</w:t>
+        <w:t>La aplicación puede desplegarse con un servidor web compatible con PHP y una base MariaDB administrada. Antes de producción deben configurarse dominio, HTTPS, APP_ENV=production, APP_DEBUG=false, secretos, compilación de activos, copias de seguridad, colas y monitoreo.</w:t>
       </w:r>
     </w:p>
     <w:p>
@@ -5201,7 +5200,7 @@
           <w:color w:val="17251F"/>
           <w:sz w:val="22"/>
         </w:rPr>
-        <w:t>Reportes, alertas y automatizaciones con Celery.</w:t>
+        <w:t>Reportes, alertas y automatizaciones mediante Scheduler y colas de Laravel.</w:t>
       </w:r>
     </w:p>
     <w:p>
